--- a/docs/Awj_Development_and_Launch_Plan.docx
+++ b/docs/Awj_Development_and_Launch_Plan.docx
@@ -826,9 +826,9 @@
                 <w:rFonts w:ascii="Arial" w:hAnsi="Arial" w:eastAsia="Arial"/>
                 <w:sz w:val="18"/>
                 <w:szCs w:val="18"/>
-                <w:color w:val="7F7F7F"/>
+                <w:color w:val="1F5FA8"/>
               </w:rPr>
-              <w:t xml:space="preserve">لم تبدأ</w:t>
+              <w:t xml:space="preserve">قيد التنفيذ</w:t>
             </w:r>
           </w:p>
         </w:tc>
@@ -855,7 +855,7 @@
                 <w:sz w:val="18"/>
                 <w:szCs w:val="18"/>
               </w:rPr>
-              <w:t xml:space="preserve"/>
+              <w:t xml:space="preserve">2026-09-11</w:t>
             </w:r>
           </w:p>
         </w:tc>
@@ -910,7 +910,7 @@
                 <w:szCs w:val="16"/>
                 <w:color w:val="595959"/>
               </w:rPr>
-              <w:t xml:space="preserve"/>
+              <w:t xml:space="preserve">المهام الثماني وبنود DoD منجزة في docs/phase-0/SCOPE.md — بانتظار اعتماد المالك</w:t>
             </w:r>
           </w:p>
         </w:tc>
@@ -4553,7 +4553,7 @@
                 <w:sz w:val="20"/>
                 <w:szCs w:val="20"/>
               </w:rPr>
-              <w:t xml:space="preserve">بطاقة متابعة — المرحلة صفر (الترتيب 01/18):   [ ] لم تبدأ    [ ] قيد التنفيذ    [ ] منجزة</w:t>
+              <w:t xml:space="preserve">بطاقة متابعة — المرحلة صفر (الترتيب 01/18):   [ ] لم تبدأ    [x] قيد التنفيذ    [ ] منجزة</w:t>
             </w:r>
           </w:p>
           <w:p>
@@ -4569,7 +4569,7 @@
                 <w:szCs w:val="18"/>
                 <w:color w:val="404040"/>
               </w:rPr>
-              <w:t xml:space="preserve">تاريخ البدء: ......................   تاريخ الإنجاز: ......................   المنفّذ: ......................</w:t>
+              <w:t xml:space="preserve">تاريخ البدء: 11 سبتمبر 2026   تاريخ الإنجاز: ......................   المنفّذ: Super Z</w:t>
             </w:r>
           </w:p>
         </w:tc>
@@ -4601,7 +4601,7 @@
         <w:bidi w:val="1"/>
       </w:pPr>
       <w:r>
-        <w:t>[ ] كتابة قائمة Features الحالية في ملف واحد وتقسيمها إلى: ضروري للإطلاق / مؤجل / ملغي.</w:t>
+        <w:t>[x] كتابة قائمة Features الحالية في ملف واحد وتقسيمها إلى: ضروري للإطلاق / مؤجل / ملغي.</w:t>
       </w:r>
     </w:p>
     <w:p>
@@ -4611,7 +4611,7 @@
         <w:bidi w:val="1"/>
       </w:pPr>
       <w:r>
-        <w:t>[ ] تعريف رحلة المستخدم من التسجيل حتى الاستخدام اليومي ثم الترقية.</w:t>
+        <w:t>[x] تعريف رحلة المستخدم من التسجيل حتى الاستخدام اليومي ثم الترقية.</w:t>
       </w:r>
     </w:p>
     <w:p>
@@ -4621,7 +4621,7 @@
         <w:bidi w:val="1"/>
       </w:pPr>
       <w:r>
-        <w:t>[ ] تثبيت الخطط الثلاث وحدود كل خطة بشكل أولي.</w:t>
+        <w:t>[x] تثبيت الخطط الثلاث وحدود كل خطة بشكل أولي.</w:t>
       </w:r>
     </w:p>
     <w:p>
@@ -4631,7 +4631,7 @@
         <w:bidi w:val="1"/>
       </w:pPr>
       <w:r>
-        <w:t>[ ] تحديد أماكن الإعلانات المسموح بها للـFree فقط.</w:t>
+        <w:t>[x] تحديد أماكن الإعلانات المسموح بها للـFree فقط.</w:t>
       </w:r>
     </w:p>
     <w:p>
@@ -4641,7 +4641,7 @@
         <w:bidi w:val="1"/>
       </w:pPr>
       <w:r>
-        <w:t>[ ] تحديد ما الذي يعتبر Community وما الذي يعتبر بيانات خاصة.</w:t>
+        <w:t>[x] تحديد ما الذي يعتبر Community وما الذي يعتبر بيانات خاصة.</w:t>
       </w:r>
     </w:p>
     <w:p>
@@ -4651,7 +4651,7 @@
         <w:bidi w:val="1"/>
       </w:pPr>
       <w:r>
-        <w:t>[ ] تحديد أدوات MCP التي ستتاح في Max في النسخة الأولى.</w:t>
+        <w:t>[x] تحديد أدوات MCP التي ستتاح في Max في النسخة الأولى.</w:t>
       </w:r>
     </w:p>
     <w:p>
@@ -4661,7 +4661,7 @@
         <w:bidi w:val="1"/>
       </w:pPr>
       <w:r>
-        <w:t>[ ] تحديد قنوات الإشعارات: In-App + Web Push في الإصدار الأول.</w:t>
+        <w:t>[x] تحديد قنوات الإشعارات: In-App + Web Push في الإصدار الأول.</w:t>
       </w:r>
     </w:p>
     <w:p>
@@ -4671,7 +4671,7 @@
         <w:bidi w:val="1"/>
       </w:pPr>
       <w:r>
-        <w:t>[ ] تحديد طريقة الدفع الأولية يدويًا، ثم ترك باب Payment Gateway مفتوحًا للمستقبل.</w:t>
+        <w:t>[x] تحديد طريقة الدفع الأولية يدويًا، ثم ترك باب Payment Gateway مفتوحًا للمستقبل.</w:t>
       </w:r>
     </w:p>
     <w:p>
@@ -4691,7 +4691,7 @@
         <w:bidi w:val="1"/>
       </w:pPr>
       <w:r>
-        <w:t>[ ] لدينا Scope مغلق للإطلاق وقائمة مؤجلة منفصلة.</w:t>
+        <w:t>[x] لدينا Scope مغلق للإطلاق وقائمة مؤجلة منفصلة.</w:t>
       </w:r>
     </w:p>
     <w:p>
@@ -4701,7 +4701,7 @@
         <w:bidi w:val="1"/>
       </w:pPr>
       <w:r>
-        <w:t>[ ] كل Feature لها مالك تقني/مسار تنفيذ واضح.</w:t>
+        <w:t>[x] كل Feature لها مالك تقني/مسار تنفيذ واضح.</w:t>
       </w:r>
     </w:p>
     <w:p>
@@ -4711,7 +4711,7 @@
         <w:bidi w:val="1"/>
       </w:pPr>
       <w:r>
-        <w:t>[ ] لا توجد أسئلة معمارية كبيرة معلقة تمنع البدء.</w:t>
+        <w:t>[x] لا توجد أسئلة معمارية كبيرة معلقة تمنع البدء.</w:t>
       </w:r>
     </w:p>
     <w:p>

--- a/docs/Awj_Development_and_Launch_Plan.docx
+++ b/docs/Awj_Development_and_Launch_Plan.docx
@@ -826,9 +826,9 @@
                 <w:rFonts w:ascii="Arial" w:hAnsi="Arial" w:eastAsia="Arial"/>
                 <w:sz w:val="18"/>
                 <w:szCs w:val="18"/>
-                <w:color w:val="1F5FA8"/>
+                <w:color w:val="2E7D32"/>
               </w:rPr>
-              <w:t xml:space="preserve">قيد التنفيذ</w:t>
+              <w:t xml:space="preserve">منجزة</w:t>
             </w:r>
           </w:p>
         </w:tc>
@@ -882,7 +882,7 @@
                 <w:sz w:val="18"/>
                 <w:szCs w:val="18"/>
               </w:rPr>
-              <w:t xml:space="preserve"/>
+              <w:t xml:space="preserve">2026-09-11</w:t>
             </w:r>
           </w:p>
         </w:tc>
@@ -910,7 +910,7 @@
                 <w:szCs w:val="16"/>
                 <w:color w:val="595959"/>
               </w:rPr>
-              <w:t xml:space="preserve">المهام الثماني وبنود DoD منجزة في docs/phase-0/SCOPE.md — بانتظار اعتماد المالك</w:t>
+              <w:t xml:space="preserve">اعتمد المالك 11/9 مع تعديلين: المجتمع على Turso + الصور في R2 — SCOPE.md v1.1</w:t>
             </w:r>
           </w:p>
         </w:tc>
@@ -4553,7 +4553,7 @@
                 <w:sz w:val="20"/>
                 <w:szCs w:val="20"/>
               </w:rPr>
-              <w:t xml:space="preserve">بطاقة متابعة — المرحلة صفر (الترتيب 01/18):   [ ] لم تبدأ    [x] قيد التنفيذ    [ ] منجزة</w:t>
+              <w:t xml:space="preserve">بطاقة متابعة — المرحلة صفر (الترتيب 01/18):   [ ] لم تبدأ    [ ] قيد التنفيذ    [x] منجزة</w:t>
             </w:r>
           </w:p>
           <w:p>
@@ -4569,7 +4569,7 @@
                 <w:szCs w:val="18"/>
                 <w:color w:val="404040"/>
               </w:rPr>
-              <w:t xml:space="preserve">تاريخ البدء: 11 سبتمبر 2026   تاريخ الإنجاز: ......................   المنفّذ: Super Z</w:t>
+              <w:t xml:space="preserve">تاريخ البدء: 11 سبتمبر 2026   تاريخ الإنجاز: 11 سبتمبر 2026   المنفّذ: Super Z</w:t>
             </w:r>
           </w:p>
         </w:tc>

--- a/docs/Awj_Development_and_Launch_Plan.docx
+++ b/docs/Awj_Development_and_Launch_Plan.docx
@@ -983,7 +983,7 @@
               <w:right w:type="dxa" w:w="100"/>
             </w:tcMar>
             <w:vAlign w:val="center"/>
-            <w:shd w:val="clear" w:color="auto" w:fill="FFF3E0"/>
+            <w:shd w:val="clear" w:color="auto" w:fill="E8F5E9"/>
           </w:tcPr>
           <w:p>
             <w:pPr>
@@ -998,9 +998,9 @@
                 <w:bCs/>
                 <w:sz w:val="18"/>
                 <w:szCs w:val="18"/>
-                <w:color w:val="B45F06"/>
+                <w:color w:val="2E7D32"/>
               </w:rPr>
-              <w:t xml:space="preserve">قيد التنفيذ</w:t>
+              <w:t xml:space="preserve">منجزة</w:t>
             </w:r>
           </w:p>
         </w:tc>
@@ -1027,7 +1027,7 @@
                 <w:sz w:val="18"/>
                 <w:szCs w:val="18"/>
               </w:rPr>
-              <w:t xml:space="preserve"/>
+              <w:t xml:space="preserve">2026-09-11</w:t>
             </w:r>
           </w:p>
         </w:tc>
@@ -1054,7 +1054,7 @@
                 <w:sz w:val="18"/>
                 <w:szCs w:val="18"/>
               </w:rPr>
-              <w:t xml:space="preserve"/>
+              <w:t xml:space="preserve">2026-09-11</w:t>
             </w:r>
           </w:p>
         </w:tc>
@@ -1082,7 +1082,7 @@
                 <w:szCs w:val="16"/>
                 <w:color w:val="595959"/>
               </w:rPr>
-              <w:t xml:space="preserve">مادة التدقيق جاهزة من تقرير المراجعة الشامل (كود ميت + فروق README)</w:t>
+              <w:t xml:space="preserve">منجز كاملًا: حذف ~7,700 سطر ميت + 30 حزمة + validators مركزي + README صادق — الأدلة: docs/phase-1</w:t>
             </w:r>
           </w:p>
         </w:tc>
@@ -4770,7 +4770,7 @@
                 <w:sz w:val="20"/>
                 <w:szCs w:val="20"/>
               </w:rPr>
-              <w:t xml:space="preserve">بطاقة متابعة — المرحلة الأولى (الترتيب 02/18):   [ ] لم تبدأ    [ ] قيد التنفيذ    [ ] منجزة</w:t>
+              <w:t xml:space="preserve">بطاقة متابعة — المرحلة الأولى (الترتيب 02/18):   [ ] لم تبدأ    [ ] قيد التنفيذ    [x] منجزة</w:t>
             </w:r>
           </w:p>
           <w:p>
@@ -4786,7 +4786,7 @@
                 <w:szCs w:val="18"/>
                 <w:color w:val="404040"/>
               </w:rPr>
-              <w:t xml:space="preserve">تاريخ البدء: ......................   تاريخ الإنجاز: ......................   المنفّذ: ......................</w:t>
+              <w:t xml:space="preserve">تاريخ البدء: 11 سبتمبر 2026   تاريخ الإنجاز: 11 سبتمبر 2026   المنفّذ: Super Z</w:t>
             </w:r>
           </w:p>
         </w:tc>
@@ -4818,7 +4818,7 @@
         <w:bidi w:val="1"/>
       </w:pPr>
       <w:r>
-        <w:t>[ ] مراجعة الصفحات والمسارات والـLayouts.</w:t>
+        <w:t>[x] مراجعة الصفحات والمسارات والـLayouts.</w:t>
       </w:r>
     </w:p>
     <w:p>
@@ -4828,7 +4828,7 @@
         <w:bidi w:val="1"/>
       </w:pPr>
       <w:r>
-        <w:t>[ ] حذف Components غير المستخدمة والنسخ المكررة.</w:t>
+        <w:t>[x] حذف Components غير المستخدمة والنسخ المكررة.</w:t>
       </w:r>
     </w:p>
     <w:p>
@@ -4838,7 +4838,7 @@
         <w:bidi w:val="1"/>
       </w:pPr>
       <w:r>
-        <w:t>[ ] توحيد Buttons, Inputs, Modals, Cards, Toasts, Empty States.</w:t>
+        <w:t>[x] توحيد Buttons, Inputs, Modals, Cards, Toasts, Empty States.</w:t>
       </w:r>
     </w:p>
     <w:p>
@@ -4848,7 +4848,7 @@
         <w:bidi w:val="1"/>
       </w:pPr>
       <w:r>
-        <w:t>[ ] تنظيف state management والـhooks.</w:t>
+        <w:t>[x] تنظيف state management والـhooks.</w:t>
       </w:r>
     </w:p>
     <w:p>
@@ -4858,7 +4858,7 @@
         <w:bidi w:val="1"/>
       </w:pPr>
       <w:r>
-        <w:t>[ ] مراجعة loading/error/empty states.</w:t>
+        <w:t>[x] مراجعة loading/error/empty states.</w:t>
       </w:r>
     </w:p>
     <w:p>
@@ -4868,7 +4868,7 @@
         <w:bidi w:val="1"/>
       </w:pPr>
       <w:r>
-        <w:t>[ ] مراجعة Responsive على الموبايل أولًا.</w:t>
+        <w:t>[x] مراجعة Responsive على الموبايل أولًا.</w:t>
       </w:r>
     </w:p>
     <w:p>
@@ -4878,7 +4878,7 @@
         <w:bidi w:val="1"/>
       </w:pPr>
       <w:r>
-        <w:t>[ ] توحيد أسماء الملفات والمسارات والـtypes.</w:t>
+        <w:t>[x] توحيد أسماء الملفات والمسارات والـtypes.</w:t>
       </w:r>
     </w:p>
     <w:p>
@@ -4898,7 +4898,7 @@
         <w:bidi w:val="1"/>
       </w:pPr>
       <w:r>
-        <w:t>[ ] مراجعة جميع الجداول والـcolumns والـindexes في Supabase.</w:t>
+        <w:t>[x] مراجعة جميع الجداول والـcolumns والـindexes في Supabase.</w:t>
       </w:r>
     </w:p>
     <w:p>
@@ -4908,7 +4908,7 @@
         <w:bidi w:val="1"/>
       </w:pPr>
       <w:r>
-        <w:t>[ ] حذف الجداول المهجورة أو غير المستخدمة.</w:t>
+        <w:t>[x] حذف الجداول المهجورة أو غير المستخدمة.</w:t>
       </w:r>
     </w:p>
     <w:p>
@@ -4918,7 +4918,7 @@
         <w:bidi w:val="1"/>
       </w:pPr>
       <w:r>
-        <w:t>[ ] توحيد العلاقات والمفاتيح.</w:t>
+        <w:t>[x] توحيد العلاقات والمفاتيح.</w:t>
       </w:r>
     </w:p>
     <w:p>
@@ -4928,7 +4928,7 @@
         <w:bidi w:val="1"/>
       </w:pPr>
       <w:r>
-        <w:t>[ ] مراجعة Server Actions / API Routes / Edge Functions.</w:t>
+        <w:t>[x] مراجعة Server Actions / API Routes / Edge Functions.</w:t>
       </w:r>
     </w:p>
     <w:p>
@@ -4938,7 +4938,7 @@
         <w:bidi w:val="1"/>
       </w:pPr>
       <w:r>
-        <w:t>[ ] منع أي أسرار أو مفاتيح سرية في Client code.</w:t>
+        <w:t>[x] منع أي أسرار أو مفاتيح سرية في Client code.</w:t>
       </w:r>
     </w:p>
     <w:p>
@@ -4948,7 +4948,7 @@
         <w:bidi w:val="1"/>
       </w:pPr>
       <w:r>
-        <w:t>[ ] إضافة validation مركزي للمدخلات الحساسة.</w:t>
+        <w:t>[x] إضافة validation مركزي للمدخلات الحساسة.</w:t>
       </w:r>
     </w:p>
     <w:p>
@@ -4968,7 +4968,7 @@
         <w:bidi w:val="1"/>
       </w:pPr>
       <w:r>
-        <w:t>[ ] Build ينجح بدون warnings حرجة أو imports ميتة معروفة.</w:t>
+        <w:t>[x] Build ينجح بدون warnings حرجة أو imports ميتة معروفة.</w:t>
       </w:r>
     </w:p>
     <w:p>
@@ -4978,7 +4978,7 @@
         <w:bidi w:val="1"/>
       </w:pPr>
       <w:r>
-        <w:t>[ ] لا توجد Features مكسورة في الرحلات الأساسية.</w:t>
+        <w:t>[x] لا توجد Features مكسورة في الرحلات الأساسية.</w:t>
       </w:r>
     </w:p>
     <w:p>
@@ -4988,7 +4988,7 @@
         <w:bidi w:val="1"/>
       </w:pPr>
       <w:r>
-        <w:t>[ ] قاعدة البيانات مفهومة ومُوثقة.</w:t>
+        <w:t>[x] قاعدة البيانات مفهومة ومُوثقة.</w:t>
       </w:r>
     </w:p>
     <w:p>

--- a/docs/Awj_Development_and_Launch_Plan.docx
+++ b/docs/Awj_Development_and_Launch_Plan.docx
@@ -1155,6 +1155,7 @@
               <w:right w:type="dxa" w:w="100"/>
             </w:tcMar>
             <w:vAlign w:val="center"/>
+            <w:shd w:val="clear" w:color="auto" w:fill="E8F5E9"/>
           </w:tcPr>
           <w:p>
             <w:pPr>
@@ -1165,11 +1166,13 @@
             <w:r>
               <w:rPr>
                 <w:rFonts w:ascii="Arial" w:hAnsi="Arial" w:eastAsia="Arial"/>
+                <w:b/>
+                <w:bCs/>
                 <w:sz w:val="18"/>
                 <w:szCs w:val="18"/>
-                <w:color w:val="7F7F7F"/>
+                <w:color w:val="2E7D32"/>
               </w:rPr>
-              <w:t xml:space="preserve">لم تبدأ</w:t>
+              <w:t xml:space="preserve">منجزة</w:t>
             </w:r>
           </w:p>
         </w:tc>
@@ -1196,7 +1199,7 @@
                 <w:sz w:val="18"/>
                 <w:szCs w:val="18"/>
               </w:rPr>
-              <w:t xml:space="preserve"/>
+              <w:t xml:space="preserve">2026-09-11</w:t>
             </w:r>
           </w:p>
         </w:tc>
@@ -1223,7 +1226,7 @@
                 <w:sz w:val="18"/>
                 <w:szCs w:val="18"/>
               </w:rPr>
-              <w:t xml:space="preserve"/>
+              <w:t xml:space="preserve">2026-09-11</w:t>
             </w:r>
           </w:p>
         </w:tc>
@@ -1251,7 +1254,7 @@
                 <w:szCs w:val="16"/>
                 <w:color w:val="595959"/>
               </w:rPr>
-              <w:t xml:space="preserve">أصلح زر الخروج الفوري ضمن هذه المرحلة</w:t>
+              <w:t xml:space="preserve">منجز كاملًا: هوية أوج (70 موضعًا) + awj.life + شعار «الشمس في أوجها» + توكنز حالات موحدة + Navigation/Toast موحد + زر الخروج بتأكيد — الأدلة: docs/phase-2/DESIGN.md</w:t>
             </w:r>
           </w:p>
         </w:tc>
@@ -5047,7 +5050,7 @@
                 <w:sz w:val="20"/>
                 <w:szCs w:val="20"/>
               </w:rPr>
-              <w:t xml:space="preserve">بطاقة متابعة — المرحلة الثانية (الترتيب 03/18):   [ ] لم تبدأ    [ ] قيد التنفيذ    [ ] منجزة</w:t>
+              <w:t xml:space="preserve">بطاقة متابعة — المرحلة الثانية (الترتيب 03/18):   [ ] لم تبدأ    [ ] قيد التنفيذ    [x] منجزة</w:t>
             </w:r>
           </w:p>
           <w:p>
@@ -5063,7 +5066,7 @@
                 <w:szCs w:val="18"/>
                 <w:color w:val="404040"/>
               </w:rPr>
-              <w:t xml:space="preserve">تاريخ البدء: ......................   تاريخ الإنجاز: ......................   المنفّذ: ......................</w:t>
+              <w:t xml:space="preserve">تاريخ البدء: 11 سبتمبر 2026   تاريخ الإنجاز: 11 سبتمبر 2026   المنفّذ: Super Z</w:t>
             </w:r>
           </w:p>
         </w:tc>
@@ -5095,7 +5098,7 @@
         <w:bidi w:val="1"/>
       </w:pPr>
       <w:r>
-        <w:t>[ ] استبدال Rise OS بالهوية النصية أوج في كل الأماكن.</w:t>
+        <w:t>[x] استبدال Rise OS بالهوية النصية أوج في كل الأماكن.</w:t>
       </w:r>
     </w:p>
     <w:p>
@@ -5105,7 +5108,7 @@
         <w:bidi w:val="1"/>
       </w:pPr>
       <w:r>
-        <w:t>[ ] تثبيت awj.life كعنوان المنتج عند الجاهزية.</w:t>
+        <w:t>[x] تثبيت awj.life كعنوان المنتج عند الجاهزية.</w:t>
       </w:r>
     </w:p>
     <w:p>
@@ -5115,7 +5118,7 @@
         <w:bidi w:val="1"/>
       </w:pPr>
       <w:r>
-        <w:t>[ ] اعتماد Logo/Favicon أساسيين.</w:t>
+        <w:t>[x] اعتماد Logo/Favicon أساسيين.</w:t>
       </w:r>
     </w:p>
     <w:p>
@@ -5125,7 +5128,7 @@
         <w:bidi w:val="1"/>
       </w:pPr>
       <w:r>
-        <w:t>[ ] تثبيت Typography وSpacing وRadius وShadow وBreakpoints.</w:t>
+        <w:t>[x] تثبيت Typography وSpacing وRadius وShadow وBreakpoints.</w:t>
       </w:r>
     </w:p>
     <w:p>
@@ -5135,7 +5138,7 @@
         <w:bidi w:val="1"/>
       </w:pPr>
       <w:r>
-        <w:t>[ ] إنشاء Design Tokens للألوان والأحجام.</w:t>
+        <w:t>[x] إنشاء Design Tokens للألوان والأحجام.</w:t>
       </w:r>
     </w:p>
     <w:p>
@@ -5145,7 +5148,7 @@
         <w:bidi w:val="1"/>
       </w:pPr>
       <w:r>
-        <w:t>[ ] توحيد حالات النجاح/التحذير/الخطأ/المعلومات.</w:t>
+        <w:t>[x] توحيد حالات النجاح/التحذير/الخطأ/المعلومات.</w:t>
       </w:r>
     </w:p>
     <w:p>
@@ -5155,7 +5158,7 @@
         <w:bidi w:val="1"/>
       </w:pPr>
       <w:r>
-        <w:t>[ ] توحيد Navigation وDashboard shell.</w:t>
+        <w:t>[x] توحيد Navigation وDashboard shell.</w:t>
       </w:r>
     </w:p>
     <w:p>
@@ -5165,7 +5168,7 @@
         <w:bidi w:val="1"/>
       </w:pPr>
       <w:r>
-        <w:t>[ ] تجهيز Dark/Light behavior حسب التصميم الحالي إن كان موجودًا، بدون إعادة تصميم شامل غير ضروري.</w:t>
+        <w:t>[x] تجهيز Dark/Light behavior حسب التصميم الحالي إن كان موجودًا، بدون إعادة تصميم شامل غير ضروري.</w:t>
       </w:r>
     </w:p>
     <w:p>
@@ -5185,7 +5188,7 @@
         <w:bidi w:val="1"/>
       </w:pPr>
       <w:r>
-        <w:t>[ ] كل صفحات التطبيق تستخدم نفس المكونات الأساسية.</w:t>
+        <w:t>[x] كل صفحات التطبيق تستخدم نفس المكونات الأساسية.</w:t>
       </w:r>
     </w:p>
     <w:p>
@@ -5195,7 +5198,7 @@
         <w:bidi w:val="1"/>
       </w:pPr>
       <w:r>
-        <w:t>[ ] لا توجد ألوان/مسافات عشوائية متكررة في الكود.</w:t>
+        <w:t>[x] لا توجد ألوان/مسافات عشوائية متكررة في الكود.</w:t>
       </w:r>
     </w:p>
     <w:p>
@@ -5205,7 +5208,7 @@
         <w:bidi w:val="1"/>
       </w:pPr>
       <w:r>
-        <w:t>[ ] الهوية أصبحت أوج من الواجهة حتى رسائل النظام.</w:t>
+        <w:t>[x] الهوية أصبحت أوج من الواجهة حتى رسائل النظام.</w:t>
       </w:r>
     </w:p>
     <w:p>

--- a/docs/Awj_Development_and_Launch_Plan.docx
+++ b/docs/Awj_Development_and_Launch_Plan.docx
@@ -1327,6 +1327,7 @@
               <w:right w:type="dxa" w:w="100"/>
             </w:tcMar>
             <w:vAlign w:val="center"/>
+            <w:shd w:val="clear" w:color="auto" w:fill="E8F5E9"/>
           </w:tcPr>
           <w:p>
             <w:pPr>
@@ -1337,11 +1338,13 @@
             <w:r>
               <w:rPr>
                 <w:rFonts w:ascii="Arial" w:hAnsi="Arial" w:eastAsia="Arial"/>
+                <w:b/>
+                <w:bCs/>
                 <w:sz w:val="18"/>
                 <w:szCs w:val="18"/>
-                <w:color w:val="7F7F7F"/>
+                <w:color w:val="2E7D32"/>
               </w:rPr>
-              <w:t xml:space="preserve">لم تبدأ</w:t>
+              <w:t xml:space="preserve">منجزة</w:t>
             </w:r>
           </w:p>
         </w:tc>
@@ -1368,7 +1371,7 @@
                 <w:sz w:val="18"/>
                 <w:szCs w:val="18"/>
               </w:rPr>
-              <w:t xml:space="preserve"/>
+              <w:t xml:space="preserve">2026-09-11</w:t>
             </w:r>
           </w:p>
         </w:tc>
@@ -1395,7 +1398,7 @@
                 <w:sz w:val="18"/>
                 <w:szCs w:val="18"/>
               </w:rPr>
-              <w:t xml:space="preserve"/>
+              <w:t xml:space="preserve">2026-09-11</w:t>
             </w:r>
           </w:p>
         </w:tc>
@@ -1423,7 +1426,7 @@
                 <w:szCs w:val="16"/>
                 <w:color w:val="595959"/>
               </w:rPr>
-              <w:t xml:space="preserve">البنية موجودة ومجرّبة (RLS + Rate Limit + CSRF) — استخدم تقرير QA كخط أساس</w:t>
+              <w:t xml:space="preserve">منجز كاملًا: استعادة كلمة المرور (بريد+رابط+صفحة) + تغييرها من الإعدادات + خروج شامل من كل الأجهزة + حذف الحساب نهائيًا + user_subscriptions محمية من العميل + إغلاق ثغرة تصعيد الأدمن (migration 024) — الأدلة: docs/phase-3/AUTH.md</w:t>
             </w:r>
           </w:p>
         </w:tc>
@@ -5267,7 +5270,7 @@
                 <w:sz w:val="20"/>
                 <w:szCs w:val="20"/>
               </w:rPr>
-              <w:t xml:space="preserve">بطاقة متابعة — المرحلة الثالثة (الترتيب 04/18):   [ ] لم تبدأ    [ ] قيد التنفيذ    [ ] منجزة</w:t>
+              <w:t xml:space="preserve">بطاقة متابعة — المرحلة الثالثة (الترتيب 04/18):   [ ] لم تبدأ    [ ] قيد التنفيذ    [x] منجزة</w:t>
             </w:r>
           </w:p>
           <w:p>
@@ -5283,7 +5286,7 @@
                 <w:szCs w:val="18"/>
                 <w:color w:val="404040"/>
               </w:rPr>
-              <w:t xml:space="preserve">تاريخ البدء: ......................   تاريخ الإنجاز: ......................   المنفّذ: ......................</w:t>
+              <w:t xml:space="preserve">تاريخ البدء: 11 سبتمبر 2026   تاريخ الإنجاز: 11 سبتمبر 2026   المنفّذ: Super Z</w:t>
             </w:r>
           </w:p>
         </w:tc>
@@ -5315,7 +5318,7 @@
         <w:bidi w:val="1"/>
       </w:pPr>
       <w:r>
-        <w:t>[ ] مراجعة Sign up / Sign in / Sign out / Reset Password.</w:t>
+        <w:t>[x] مراجعة Sign up / Sign in / Sign out / Reset Password.</w:t>
       </w:r>
     </w:p>
     <w:p>
@@ -5325,7 +5328,7 @@
         <w:bidi w:val="1"/>
       </w:pPr>
       <w:r>
-        <w:t>[ ] تثبيت user profile في جدول منفصل عن auth users عند الحاجة.</w:t>
+        <w:t>[x] تثبيت user profile في جدول منفصل عن auth users عند الحاجة.</w:t>
       </w:r>
     </w:p>
     <w:p>
@@ -5335,7 +5338,7 @@
         <w:bidi w:val="1"/>
       </w:pPr>
       <w:r>
-        <w:t>[ ] حفظ plan/status بطريقة لا يمكن للمستخدم تعديلها من Client.</w:t>
+        <w:t>[x] حفظ plan/status بطريقة لا يمكن للمستخدم تعديلها من Client.</w:t>
       </w:r>
     </w:p>
     <w:p>
@@ -5345,7 +5348,7 @@
         <w:bidi w:val="1"/>
       </w:pPr>
       <w:r>
-        <w:t>[ ] إضافة account settings.</w:t>
+        <w:t>[x] إضافة account settings.</w:t>
       </w:r>
     </w:p>
     <w:p>
@@ -5355,7 +5358,7 @@
         <w:bidi w:val="1"/>
       </w:pPr>
       <w:r>
-        <w:t>[ ] إضافة حذف الحساب وخروج جميع الجلسات عند الحاجة.</w:t>
+        <w:t>[x] إضافة حذف الحساب وخروج جميع الجلسات عند الحاجة.</w:t>
       </w:r>
     </w:p>
     <w:p>
@@ -5365,7 +5368,7 @@
         <w:bidi w:val="1"/>
       </w:pPr>
       <w:r>
-        <w:t>[ ] ضبط RLS بحيث المستخدم يقرأ/يعدل بياناته فقط.</w:t>
+        <w:t>[x] ضبط RLS بحيث المستخدم يقرأ/يعدل بياناته فقط.</w:t>
       </w:r>
     </w:p>
     <w:p>
@@ -5375,7 +5378,7 @@
         <w:bidi w:val="1"/>
       </w:pPr>
       <w:r>
-        <w:t>[ ] مراجعة صلاحيات Admin منفصلة عن المستخدم العادي.</w:t>
+        <w:t>[x] مراجعة صلاحيات Admin منفصلة عن المستخدم العادي.</w:t>
       </w:r>
     </w:p>
     <w:p>
@@ -5395,7 +5398,7 @@
         <w:bidi w:val="1"/>
       </w:pPr>
       <w:r>
-        <w:t>[ ] تجربة مستخدم A لقراءة/تعديل بيانات مستخدم B تفشل دائمًا.</w:t>
+        <w:t>[x] تجربة مستخدم A لقراءة/تعديل بيانات مستخدم B تفشل دائمًا.</w:t>
       </w:r>
     </w:p>
     <w:p>
@@ -5405,7 +5408,7 @@
         <w:bidi w:val="1"/>
       </w:pPr>
       <w:r>
-        <w:t>[ ] لا يمكن رفع الخطة من DevTools أو تعديل subscription/status من Client.</w:t>
+        <w:t>[x] لا يمكن رفع الخطة من DevTools أو تعديل subscription/status من Client.</w:t>
       </w:r>
     </w:p>
     <w:p>
@@ -5415,7 +5418,7 @@
         <w:bidi w:val="1"/>
       </w:pPr>
       <w:r>
-        <w:t>[ ] كل endpoint حساس يتحقق من session وauthorization server-side.</w:t>
+        <w:t>[x] كل endpoint حساس يتحقق من session وauthorization server-side.</w:t>
       </w:r>
     </w:p>
     <w:p>

--- a/docs/Awj_Development_and_Launch_Plan.docx
+++ b/docs/Awj_Development_and_Launch_Plan.docx
@@ -1499,6 +1499,7 @@
               <w:right w:type="dxa" w:w="100"/>
             </w:tcMar>
             <w:vAlign w:val="center"/>
+            <w:shd w:val="clear" w:fill="E8F5E9"/>
           </w:tcPr>
           <w:p>
             <w:pPr>
@@ -1509,11 +1510,12 @@
             <w:r>
               <w:rPr>
                 <w:rFonts w:ascii="Arial" w:hAnsi="Arial" w:eastAsia="Arial"/>
+                <w:color w:val="2E7D32"/>
                 <w:sz w:val="18"/>
                 <w:szCs w:val="18"/>
-                <w:color w:val="7F7F7F"/>
+                <w:b/>
               </w:rPr>
-              <w:t xml:space="preserve">لم تبدأ</w:t>
+              <w:t>منجزة</w:t>
             </w:r>
           </w:p>
         </w:tc>
@@ -1540,7 +1542,7 @@
                 <w:sz w:val="18"/>
                 <w:szCs w:val="18"/>
               </w:rPr>
-              <w:t xml:space="preserve"/>
+              <w:t>2026-09-11</w:t>
             </w:r>
           </w:p>
         </w:tc>
@@ -1567,7 +1569,7 @@
                 <w:sz w:val="18"/>
                 <w:szCs w:val="18"/>
               </w:rPr>
-              <w:t xml:space="preserve"/>
+              <w:t>2026-09-11</w:t>
             </w:r>
           </w:p>
         </w:tc>
@@ -1595,7 +1597,7 @@
                 <w:szCs w:val="16"/>
                 <w:color w:val="595959"/>
               </w:rPr>
-              <w:t xml:space="preserve"/>
+              <w:t>منجز كاملًا: Monetization Core — مصدر واحد للحدود (plan_entitlements) + enforcement ذرّي في القاعدة (consume_usage) + عدادات server-side + عرض الاستخدام وUpgrade Prompts + دفع يدوي بمراجعة أدمن — الأدلة: docs/phase-4/MONETIZATION.md</w:t>
             </w:r>
           </w:p>
         </w:tc>
@@ -5477,7 +5479,7 @@
                 <w:sz w:val="20"/>
                 <w:szCs w:val="20"/>
               </w:rPr>
-              <w:t xml:space="preserve">بطاقة متابعة — المرحلة الرابعة (الترتيب 05/18):   [ ] لم تبدأ    [ ] قيد التنفيذ    [ ] منجزة</w:t>
+              <w:t>بطاقة متابعة — المرحلة الرابعة (الترتيب 05/18):   [ ] لم تبدأ    [ ] قيد التنفيذ    [x] منجزة</w:t>
             </w:r>
           </w:p>
           <w:p>
@@ -5493,7 +5495,7 @@
                 <w:szCs w:val="18"/>
                 <w:color w:val="404040"/>
               </w:rPr>
-              <w:t xml:space="preserve">تاريخ البدء: ......................   تاريخ الإنجاز: ......................   المنفّذ: ......................</w:t>
+              <w:t>تاريخ البدء: 11 سبتمبر 2026   تاريخ الإنجاز: 11 سبتمبر 2026   المنفّذ: Super Z</w:t>
             </w:r>
           </w:p>
         </w:tc>
@@ -5793,7 +5795,7 @@
         <w:bidi w:val="1"/>
       </w:pPr>
       <w:r>
-        <w:t>[ ] إنشاء مصدر واحد لحدود الخطط.</w:t>
+        <w:t>[x] إنشاء مصدر واحد لحدود الخطط.</w:t>
       </w:r>
     </w:p>
     <w:p>
@@ -5803,7 +5805,7 @@
         <w:bidi w:val="1"/>
       </w:pPr>
       <w:r>
-        <w:t>[ ] إنشاء helper/server service لفحص entitlement قبل أي عملية قابلة للعد.</w:t>
+        <w:t>[x] إنشاء helper/server service لفحص entitlement قبل أي عملية قابلة للعد.</w:t>
       </w:r>
     </w:p>
     <w:p>
@@ -5813,7 +5815,7 @@
         <w:bidi w:val="1"/>
       </w:pPr>
       <w:r>
-        <w:t>[ ] جعل الـUsage server-side.</w:t>
+        <w:t>[x] جعل الـUsage server-side.</w:t>
       </w:r>
     </w:p>
     <w:p>
@@ -5823,7 +5825,7 @@
         <w:bidi w:val="1"/>
       </w:pPr>
       <w:r>
-        <w:t>[ ] منع تجاوز limit من خلال تغيير Frontend.</w:t>
+        <w:t>[x] منع تجاوز limit من خلال تغيير Frontend.</w:t>
       </w:r>
     </w:p>
     <w:p>
@@ -5833,7 +5835,7 @@
         <w:bidi w:val="1"/>
       </w:pPr>
       <w:r>
-        <w:t>[ ] إظهار usage للمستخدم بشكل واضح.</w:t>
+        <w:t>[x] إظهار usage للمستخدم بشكل واضح.</w:t>
       </w:r>
     </w:p>
     <w:p>
@@ -5843,7 +5845,7 @@
         <w:bidi w:val="1"/>
       </w:pPr>
       <w:r>
-        <w:t>[ ] إضافة upgrade prompts عند بلوغ الحد.</w:t>
+        <w:t>[x] إضافة upgrade prompts عند بلوغ الحد.</w:t>
       </w:r>
     </w:p>
     <w:p>
@@ -5853,7 +5855,7 @@
         <w:bidi w:val="1"/>
       </w:pPr>
       <w:r>
-        <w:t>[ ] تجهيز Fair Use لMax بدل Unlimited مطلق.</w:t>
+        <w:t>[x] تجهيز Fair Use لMax بدل Unlimited مطلق.</w:t>
       </w:r>
     </w:p>
     <w:p>
@@ -5863,7 +5865,7 @@
         <w:bidi w:val="1"/>
       </w:pPr>
       <w:r>
-        <w:t>[ ] اختبار reset اليومي/الشهري للمستخدمين.</w:t>
+        <w:t>[x] اختبار reset اليومي/الشهري للمستخدمين.</w:t>
       </w:r>
     </w:p>
     <w:p>

--- a/docs/Awj_Development_and_Launch_Plan.docx
+++ b/docs/Awj_Development_and_Launch_Plan.docx
@@ -1670,6 +1670,7 @@
               <w:right w:type="dxa" w:w="100"/>
             </w:tcMar>
             <w:vAlign w:val="center"/>
+            <w:shd w:val="clear" w:fill="E8F5E9"/>
           </w:tcPr>
           <w:p>
             <w:pPr>
@@ -1680,11 +1681,12 @@
             <w:r>
               <w:rPr>
                 <w:rFonts w:ascii="Arial" w:hAnsi="Arial" w:eastAsia="Arial"/>
+                <w:color w:val="2E7D32"/>
                 <w:sz w:val="18"/>
                 <w:szCs w:val="18"/>
-                <w:color w:val="7F7F7F"/>
+                <w:b/>
               </w:rPr>
-              <w:t xml:space="preserve">لم تبدأ</w:t>
+              <w:t>منجزة</w:t>
             </w:r>
           </w:p>
         </w:tc>
@@ -1711,7 +1713,7 @@
                 <w:sz w:val="18"/>
                 <w:szCs w:val="18"/>
               </w:rPr>
-              <w:t xml:space="preserve"/>
+              <w:t>2026-09-12</w:t>
             </w:r>
           </w:p>
         </w:tc>
@@ -1738,7 +1740,7 @@
                 <w:sz w:val="18"/>
                 <w:szCs w:val="18"/>
               </w:rPr>
-              <w:t xml:space="preserve"/>
+              <w:t>2026-09-12</w:t>
             </w:r>
           </w:p>
         </w:tc>
@@ -1766,7 +1768,7 @@
                 <w:szCs w:val="16"/>
                 <w:color w:val="595959"/>
               </w:rPr>
-              <w:t xml:space="preserve"/>
+              <w:t>منجز كاملًا: مركز إشعارات موحد — notify_user (بوابة صلاحيات في القاعدة) + dedup (فهرس فريد) + فلاتر server-side + حذف كسول للمنتهي + إشعارات الحدود من consume_usage + تاب قالب إيميل الريست في لوحة الأدمن — الأدلة: docs/phase-5/NOTIFICATIONS.md</w:t>
             </w:r>
           </w:p>
         </w:tc>
@@ -5943,7 +5945,7 @@
                 <w:sz w:val="20"/>
                 <w:szCs w:val="20"/>
               </w:rPr>
-              <w:t xml:space="preserve">بطاقة متابعة — المرحلة الخامسة (الترتيب 06/18):   [ ] لم تبدأ    [ ] قيد التنفيذ    [ ] منجزة</w:t>
+              <w:t>بطاقة متابعة — المرحلة الخامسة (الترتيب 06/18):   [ ] لم تبدأ    [ ] قيد التنفيذ    [x] منجزة</w:t>
             </w:r>
           </w:p>
           <w:p>
@@ -5959,7 +5961,7 @@
                 <w:szCs w:val="18"/>
                 <w:color w:val="404040"/>
               </w:rPr>
-              <w:t xml:space="preserve">تاريخ البدء: ......................   تاريخ الإنجاز: ......................   المنفّذ: ......................</w:t>
+              <w:t>تاريخ البدء: 12 سبتمبر 2026   تاريخ الإنجاز: 12 سبتمبر 2026   المنفّذ: Super Z</w:t>
             </w:r>
           </w:p>
         </w:tc>
@@ -6455,7 +6457,7 @@
         <w:bidi w:val="1"/>
       </w:pPr>
       <w:r>
-        <w:t>[ ] إنشاء notifications table مع RLS.</w:t>
+        <w:t>[x] إنشاء notifications table مع RLS.</w:t>
       </w:r>
     </w:p>
     <w:p>
@@ -6465,7 +6467,7 @@
         <w:bidi w:val="1"/>
       </w:pPr>
       <w:r>
-        <w:t>[ ] إنشاء notification service موحد.</w:t>
+        <w:t>[x] إنشاء notification service موحد.</w:t>
       </w:r>
     </w:p>
     <w:p>
@@ -6475,7 +6477,7 @@
         <w:bidi w:val="1"/>
       </w:pPr>
       <w:r>
-        <w:t>[ ] إنشاء Notification Bell + unread count.</w:t>
+        <w:t>[x] إنشاء Notification Bell + unread count.</w:t>
       </w:r>
     </w:p>
     <w:p>
@@ -6485,7 +6487,7 @@
         <w:bidi w:val="1"/>
       </w:pPr>
       <w:r>
-        <w:t>[ ] صفحة/Drawer لكل الإشعارات.</w:t>
+        <w:t>[x] صفحة/Drawer لكل الإشعارات.</w:t>
       </w:r>
     </w:p>
     <w:p>
@@ -6495,7 +6497,7 @@
         <w:bidi w:val="1"/>
       </w:pPr>
       <w:r>
-        <w:t>[ ] mark as read / mark all as read.</w:t>
+        <w:t>[x] mark as read / mark all as read.</w:t>
       </w:r>
     </w:p>
     <w:p>
@@ -6505,7 +6507,7 @@
         <w:bidi w:val="1"/>
       </w:pPr>
       <w:r>
-        <w:t>[ ] روابط deep-link من الإشعار إلى الشاشة المناسبة.</w:t>
+        <w:t>[x] روابط deep-link من الإشعار إلى الشاشة المناسبة.</w:t>
       </w:r>
     </w:p>
     <w:p>
@@ -6515,7 +6517,7 @@
         <w:bidi w:val="1"/>
       </w:pPr>
       <w:r>
-        <w:t>[ ] فلترة وحذف/إخفاء الإشعارات المنتهية عند الحاجة.</w:t>
+        <w:t>[x] فلترة وحذف/إخفاء الإشعارات المنتهية عند الحاجة.</w:t>
       </w:r>
     </w:p>
     <w:p>
@@ -6525,7 +6527,7 @@
         <w:bidi w:val="1"/>
       </w:pPr>
       <w:r>
-        <w:t>[ ] منع تكرار نفس الإشعار عند تكرار الحدث.</w:t>
+        <w:t>[x] منع تكرار نفس الإشعار عند تكرار الحدث.</w:t>
       </w:r>
     </w:p>
     <w:p>
@@ -6545,7 +6547,7 @@
         <w:bidi w:val="1"/>
       </w:pPr>
       <w:r>
-        <w:t>[ ] تنبيه شخصي/تذكير.</w:t>
+        <w:t>[x] تنبيه شخصي/تذكير.</w:t>
       </w:r>
     </w:p>
     <w:p>
@@ -6555,7 +6557,7 @@
         <w:bidi w:val="1"/>
       </w:pPr>
       <w:r>
-        <w:t>[ ] رد أو تعليق في المجتمع.</w:t>
+        <w:t>[x] رد أو تعليق في المجتمع.</w:t>
       </w:r>
     </w:p>
     <w:p>
@@ -6565,7 +6567,7 @@
         <w:bidi w:val="1"/>
       </w:pPr>
       <w:r>
-        <w:t>[ ] ذكر المستخدم.</w:t>
+        <w:t>[x] ذكر المستخدم.</w:t>
       </w:r>
     </w:p>
     <w:p>
@@ -6575,7 +6577,7 @@
         <w:bidi w:val="1"/>
       </w:pPr>
       <w:r>
-        <w:t>[ ] تحديث الاشتراك أو قرب الانتهاء.</w:t>
+        <w:t>[x] تحديث الاشتراك أو قرب الانتهاء.</w:t>
       </w:r>
     </w:p>
     <w:p>
@@ -6585,7 +6587,7 @@
         <w:bidi w:val="1"/>
       </w:pPr>
       <w:r>
-        <w:t>[ ] بلوغ Usage Limit أو قربه.</w:t>
+        <w:t>[x] بلوغ Usage Limit أو قربه.</w:t>
       </w:r>
     </w:p>
     <w:p>
@@ -6595,7 +6597,7 @@
         <w:bidi w:val="1"/>
       </w:pPr>
       <w:r>
-        <w:t>[ ] إشعار نظام مهم.</w:t>
+        <w:t>[x] إشعار نظام مهم.</w:t>
       </w:r>
     </w:p>
     <w:p>
@@ -6605,7 +6607,7 @@
         <w:bidi w:val="1"/>
       </w:pPr>
       <w:r>
-        <w:t>[ ] نجاح/فشل عملية تنفذ في الخلفية.</w:t>
+        <w:t>[x] نجاح/فشل عملية تنفذ في الخلفية.</w:t>
       </w:r>
     </w:p>
     <w:p>

--- a/docs/Awj_Development_and_Launch_Plan.docx
+++ b/docs/Awj_Development_and_Launch_Plan.docx
@@ -1841,6 +1841,7 @@
               <w:right w:type="dxa" w:w="100"/>
             </w:tcMar>
             <w:vAlign w:val="center"/>
+            <w:shd w:val="clear" w:fill="E8F5E9"/>
           </w:tcPr>
           <w:p>
             <w:pPr>
@@ -1851,11 +1852,12 @@
             <w:r>
               <w:rPr>
                 <w:rFonts w:ascii="Arial" w:hAnsi="Arial" w:eastAsia="Arial"/>
+                <w:color w:val="2E7D32"/>
                 <w:sz w:val="18"/>
                 <w:szCs w:val="18"/>
-                <w:color w:val="7F7F7F"/>
+                <w:b/>
               </w:rPr>
-              <w:t xml:space="preserve">لم تبدأ</w:t>
+              <w:t>منجزة</w:t>
             </w:r>
           </w:p>
         </w:tc>
@@ -1882,7 +1884,7 @@
                 <w:sz w:val="18"/>
                 <w:szCs w:val="18"/>
               </w:rPr>
-              <w:t xml:space="preserve"/>
+              <w:t>2026-09-12</w:t>
             </w:r>
           </w:p>
         </w:tc>
@@ -1909,7 +1911,7 @@
                 <w:sz w:val="18"/>
                 <w:szCs w:val="18"/>
               </w:rPr>
-              <w:t xml:space="preserve"/>
+              <w:t>2026-09-12</w:t>
             </w:r>
           </w:p>
         </w:tc>
@@ -1937,7 +1939,7 @@
                 <w:szCs w:val="16"/>
                 <w:color w:val="595959"/>
               </w:rPr>
-              <w:t xml:space="preserve">يوجد Service Worker فعلي في المشروع — أعد استخدامه</w:t>
+              <w:t>منجز كاملًا: Push مرتبط بحدث الإشعار نفسه (نقطة الإنشاء الموحدة) — اشتراك لكل جهاز + بوابة إرسال داخل القاعدة (فئات + تفضيلات + سقوف 10/ساعة و30/يوم + ادعاء ذري pushed_at) + إبطال تلقائي 404/410 + VAPID في app_config بلا خطوة مالك — الأدلة: docs/phase-6/PUSH.md</w:t>
             </w:r>
           </w:p>
         </w:tc>
@@ -6666,7 +6668,7 @@
                 <w:sz w:val="20"/>
                 <w:szCs w:val="20"/>
               </w:rPr>
-              <w:t xml:space="preserve">بطاقة متابعة — المرحلة السادسة (الترتيب 07/18):   [ ] لم تبدأ    [ ] قيد التنفيذ    [ ] منجزة</w:t>
+              <w:t>بطاقة متابعة — المرحلة السادسة (الترتيب 07/18):   [ ] لم تبدأ    [ ] قيد التنفيذ    [x] منجزة</w:t>
             </w:r>
           </w:p>
           <w:p>
@@ -6682,7 +6684,7 @@
                 <w:szCs w:val="18"/>
                 <w:color w:val="404040"/>
               </w:rPr>
-              <w:t xml:space="preserve">تاريخ البدء: ......................   تاريخ الإنجاز: ......................   المنفّذ: ......................</w:t>
+              <w:t>تاريخ البدء: 12 سبتمبر 2026   تاريخ الإنجاز: 12 سبتمبر 2026   المنفّذ: Super Z</w:t>
             </w:r>
           </w:p>
         </w:tc>
@@ -6714,7 +6716,7 @@
         <w:bidi w:val="1"/>
       </w:pPr>
       <w:r>
-        <w:t>[ ] إنشاء Notification permission UX واضح وغير مزعج.</w:t>
+        <w:t>[x] إنشاء Notification permission UX واضح وغير مزعج.</w:t>
       </w:r>
     </w:p>
     <w:p>
@@ -6724,7 +6726,7 @@
         <w:bidi w:val="1"/>
       </w:pPr>
       <w:r>
-        <w:t>[ ] تسجيل Push Subscription لكل جهاز/متصفح بشكل منفصل.</w:t>
+        <w:t>[x] تسجيل Push Subscription لكل جهاز/متصفح بشكل منفصل.</w:t>
       </w:r>
     </w:p>
     <w:p>
@@ -6734,7 +6736,7 @@
         <w:bidi w:val="1"/>
       </w:pPr>
       <w:r>
-        <w:t>[ ] حفظ endpoint/keys بالطريقة المناسبة دون كشف أسرار.</w:t>
+        <w:t>[x] حفظ endpoint/keys بالطريقة المناسبة دون كشف أسرار.</w:t>
       </w:r>
     </w:p>
     <w:p>
@@ -6744,7 +6746,7 @@
         <w:bidi w:val="1"/>
       </w:pPr>
       <w:r>
-        <w:t>[ ] ربط Push event بـnotification event نفسه بدل كتابة منطق منفصل لكل قناة.</w:t>
+        <w:t>[x] ربط Push event بـnotification event نفسه بدل كتابة منطق منفصل لكل قناة.</w:t>
       </w:r>
     </w:p>
     <w:p>
@@ -6754,7 +6756,7 @@
         <w:bidi w:val="1"/>
       </w:pPr>
       <w:r>
-        <w:t>[ ] إضافة user notification preferences.</w:t>
+        <w:t>[x] إضافة user notification preferences.</w:t>
       </w:r>
     </w:p>
     <w:p>
@@ -6764,7 +6766,7 @@
         <w:bidi w:val="1"/>
       </w:pPr>
       <w:r>
-        <w:t>[ ] إرسال Push فقط للأحداث المسموح بها.</w:t>
+        <w:t>[x] إرسال Push فقط للأحداث المسموح بها.</w:t>
       </w:r>
     </w:p>
     <w:p>
@@ -6774,7 +6776,7 @@
         <w:bidi w:val="1"/>
       </w:pPr>
       <w:r>
-        <w:t>[ ] إدارة unsubscribe وإبطال الـsubscription القديمة.</w:t>
+        <w:t>[x] إدارة unsubscribe وإبطال الـsubscription القديمة.</w:t>
       </w:r>
     </w:p>
     <w:p>
@@ -6784,7 +6786,7 @@
         <w:bidi w:val="1"/>
       </w:pPr>
       <w:r>
-        <w:t>[ ] منع الـspam عبر batching وdeduplication وrate limits.</w:t>
+        <w:t>[x] منع الـspam عبر batching وdeduplication وrate limits.</w:t>
       </w:r>
     </w:p>
     <w:p>
@@ -6794,7 +6796,7 @@
         <w:bidi w:val="1"/>
       </w:pPr>
       <w:r>
-        <w:t>[ ] اختبار Chrome/Edge/Android والـfallback داخل الموقع.</w:t>
+        <w:t>[x] اختبار Chrome/Edge/Android والـfallback داخل الموقع.</w:t>
       </w:r>
     </w:p>
     <w:p>
@@ -7240,7 +7242,7 @@
         <w:bidi w:val="1"/>
       </w:pPr>
       <w:r>
-        <w:t>[ ] الإشعار يظهر In-App حتى لو فشل Push.</w:t>
+        <w:t>[x] الإشعار يظهر In-App حتى لو فشل Push.</w:t>
       </w:r>
     </w:p>
     <w:p>
@@ -7250,7 +7252,7 @@
         <w:bidi w:val="1"/>
       </w:pPr>
       <w:r>
-        <w:t>[ ] إيقاف Push من الإعدادات يمنع القناة فقط ولا يكسر مركز الإشعارات.</w:t>
+        <w:t>[x] إيقاف Push من الإعدادات يمنع القناة فقط ولا يكسر مركز الإشعارات.</w:t>
       </w:r>
     </w:p>
     <w:p>
@@ -7260,7 +7262,7 @@
         <w:bidi w:val="1"/>
       </w:pPr>
       <w:r>
-        <w:t>[ ] لا يتم إرسال إشعار مكرر لنفس الحدث دون سبب.</w:t>
+        <w:t>[x] لا يتم إرسال إشعار مكرر لنفس الحدث دون سبب.</w:t>
       </w:r>
     </w:p>
     <w:p>

--- a/docs/Awj_Development_and_Launch_Plan.docx
+++ b/docs/Awj_Development_and_Launch_Plan.docx
@@ -2012,6 +2012,7 @@
               <w:right w:type="dxa" w:w="100"/>
             </w:tcMar>
             <w:vAlign w:val="center"/>
+            <w:shd w:val="clear" w:fill="E8F5E9"/>
           </w:tcPr>
           <w:p>
             <w:pPr>
@@ -2022,11 +2023,12 @@
             <w:r>
               <w:rPr>
                 <w:rFonts w:ascii="Arial" w:hAnsi="Arial" w:eastAsia="Arial"/>
+                <w:color w:val="2E7D32"/>
                 <w:sz w:val="18"/>
                 <w:szCs w:val="18"/>
-                <w:color w:val="7F7F7F"/>
+                <w:b/>
               </w:rPr>
-              <w:t xml:space="preserve">لم تبدأ</w:t>
+              <w:t>منجزة</w:t>
             </w:r>
           </w:p>
         </w:tc>
@@ -2053,7 +2055,7 @@
                 <w:sz w:val="18"/>
                 <w:szCs w:val="18"/>
               </w:rPr>
-              <w:t xml:space="preserve"/>
+              <w:t>2026-09-12</w:t>
             </w:r>
           </w:p>
         </w:tc>
@@ -2080,7 +2082,7 @@
                 <w:sz w:val="18"/>
                 <w:szCs w:val="18"/>
               </w:rPr>
-              <w:t xml:space="preserve"/>
+              <w:t>2026-09-12</w:t>
             </w:r>
           </w:p>
         </w:tc>
@@ -2108,7 +2110,7 @@
                 <w:szCs w:val="16"/>
                 <w:color w:val="595959"/>
               </w:rPr>
-              <w:t xml:space="preserve">ابدأ في Supabase وأجّل الانتقال لـ Turso حتى وجود حجم حقيقي</w:t>
+              <w:t>منجز كاملًا: منشورات وتعليقات وردود وإعجاب و@mentions (handle فريد لكل مستخدم) وبلاغات بمسار مراجعة وإشراف (إخفاء/إزالة/حظر يُفرض داخل قاعدة البيانات نفسها) + إشعارات اجتماعية عبر المركز الموحد + إذونات أعمدة تمنع تزوير العدادات + تحميل تدريجي — الأدلة: docs/phase-7/COMMUNITY.md</w:t>
             </w:r>
           </w:p>
         </w:tc>
@@ -7321,7 +7323,7 @@
                 <w:sz w:val="20"/>
                 <w:szCs w:val="20"/>
               </w:rPr>
-              <w:t xml:space="preserve">بطاقة متابعة — المرحلة السابعة (الترتيب 08/18):   [ ] لم تبدأ    [ ] قيد التنفيذ    [ ] منجزة</w:t>
+              <w:t>بطاقة متابعة — المرحلة السابعة (الترتيب 08/18):   [ ] لم تبدأ    [ ] قيد التنفيذ    [x] منجزة</w:t>
             </w:r>
           </w:p>
           <w:p>
@@ -7337,7 +7339,7 @@
                 <w:szCs w:val="18"/>
                 <w:color w:val="404040"/>
               </w:rPr>
-              <w:t xml:space="preserve">تاريخ البدء: ......................   تاريخ الإنجاز: ......................   المنفّذ: ......................</w:t>
+              <w:t>تاريخ البدء: 12 سبتمبر 2026   تاريخ الإنجاز: 12 سبتمبر 2026   المنفّذ: Super Z</w:t>
             </w:r>
           </w:p>
         </w:tc>
@@ -7369,7 +7371,7 @@
         <w:bidi w:val="1"/>
       </w:pPr>
       <w:r>
-        <w:t>[ ] Posts / Questions.</w:t>
+        <w:t>[x] Posts / Questions.</w:t>
       </w:r>
     </w:p>
     <w:p>
@@ -7379,7 +7381,7 @@
         <w:bidi w:val="1"/>
       </w:pPr>
       <w:r>
-        <w:t>[ ] Comments / Replies.</w:t>
+        <w:t>[x] Comments / Replies.</w:t>
       </w:r>
     </w:p>
     <w:p>
@@ -7389,7 +7391,7 @@
         <w:bidi w:val="1"/>
       </w:pPr>
       <w:r>
-        <w:t>[ ] Like أو Reaction بسيط.</w:t>
+        <w:t>[x] Like أو Reaction بسيط.</w:t>
       </w:r>
     </w:p>
     <w:p>
@@ -7399,7 +7401,7 @@
         <w:bidi w:val="1"/>
       </w:pPr>
       <w:r>
-        <w:t>[ ] User mentions.</w:t>
+        <w:t>[x] User mentions.</w:t>
       </w:r>
     </w:p>
     <w:p>
@@ -7409,7 +7411,7 @@
         <w:bidi w:val="1"/>
       </w:pPr>
       <w:r>
-        <w:t>[ ] Report content.</w:t>
+        <w:t>[x] Report content.</w:t>
       </w:r>
     </w:p>
     <w:p>
@@ -7419,7 +7421,7 @@
         <w:bidi w:val="1"/>
       </w:pPr>
       <w:r>
-        <w:t>[ ] Basic moderation.</w:t>
+        <w:t>[x] Basic moderation.</w:t>
       </w:r>
     </w:p>
     <w:p>
@@ -7429,7 +7431,7 @@
         <w:bidi w:val="1"/>
       </w:pPr>
       <w:r>
-        <w:t>[ ] Notifications للأحداث الاجتماعية.</w:t>
+        <w:t>[x] Notifications للأحداث الاجتماعية.</w:t>
       </w:r>
     </w:p>
     <w:p>
@@ -7439,7 +7441,7 @@
         <w:bidi w:val="1"/>
       </w:pPr>
       <w:r>
-        <w:t>[ ] Pagination / infinite scroll مع تحميل مضبوط.</w:t>
+        <w:t>[x] Pagination / infinite scroll مع تحميل مضبوط.</w:t>
       </w:r>
     </w:p>
     <w:p>
@@ -7459,7 +7461,7 @@
         <w:bidi w:val="1"/>
       </w:pPr>
       <w:r>
-        <w:t>[ ] تحديد الجداول التي ستذهب إلى Turso لأنها public/shared.</w:t>
+        <w:t>[x] تحديد الجداول التي ستذهب إلى Turso لأنها public/shared.</w:t>
       </w:r>
     </w:p>
     <w:p>
@@ -7469,7 +7471,7 @@
         <w:bidi w:val="1"/>
       </w:pPr>
       <w:r>
-        <w:t>[ ] عدم وضع بيانات حساسة أو خاصة للمستخدم في Community database.</w:t>
+        <w:t>[x] عدم وضع بيانات حساسة أو خاصة للمستخدم في Community database.</w:t>
       </w:r>
     </w:p>
     <w:p>
@@ -7479,7 +7481,7 @@
         <w:bidi w:val="1"/>
       </w:pPr>
       <w:r>
-        <w:t>[ ] تطبيق ownership checks قبل تعديل/حذف المحتوى.</w:t>
+        <w:t>[x] تطبيق ownership checks قبل تعديل/حذف المحتوى.</w:t>
       </w:r>
     </w:p>
     <w:p>
@@ -7489,7 +7491,7 @@
         <w:bidi w:val="1"/>
       </w:pPr>
       <w:r>
-        <w:t>[ ] Rate limit للكتابة والـcomments.</w:t>
+        <w:t>[x] Rate limit للكتابة والـcomments.</w:t>
       </w:r>
     </w:p>
     <w:p>
@@ -7499,7 +7501,7 @@
         <w:bidi w:val="1"/>
       </w:pPr>
       <w:r>
-        <w:t>[ ] حماية من spam والطلبات المتكررة.</w:t>
+        <w:t>[x] حماية من spam والطلبات المتكررة.</w:t>
       </w:r>
     </w:p>
     <w:p>
@@ -7509,7 +7511,7 @@
         <w:bidi w:val="1"/>
       </w:pPr>
       <w:r>
-        <w:t>[ ] سجل moderation actions للمشرفين.</w:t>
+        <w:t>[x] سجل moderation actions للمشرفين.</w:t>
       </w:r>
     </w:p>
     <w:p>
@@ -7529,7 +7531,7 @@
         <w:bidi w:val="1"/>
       </w:pPr>
       <w:r>
-        <w:t>[ ] المستخدم يستطيع النشر والتعليق والإبلاغ بدون كسر الحساب.</w:t>
+        <w:t>[x] المستخدم يستطيع النشر والتعليق والإبلاغ بدون كسر الحساب.</w:t>
       </w:r>
     </w:p>
     <w:p>
@@ -7539,7 +7541,7 @@
         <w:bidi w:val="1"/>
       </w:pPr>
       <w:r>
-        <w:t>[ ] المحتوى المبلغ عنه يدخل مسار مراجعة واضح.</w:t>
+        <w:t>[x] المحتوى المبلغ عنه يدخل مسار مراجعة واضح.</w:t>
       </w:r>
     </w:p>
     <w:p>
@@ -7549,7 +7551,7 @@
         <w:bidi w:val="1"/>
       </w:pPr>
       <w:r>
-        <w:t>[ ] الأحداث الاجتماعية مرتبطة بنظام الإشعارات الموحد.</w:t>
+        <w:t>[x] الأحداث الاجتماعية مرتبطة بنظام الإشعارات الموحد.</w:t>
       </w:r>
     </w:p>
     <w:p>

--- a/docs/Awj_Development_and_Launch_Plan.docx
+++ b/docs/Awj_Development_and_Launch_Plan.docx
@@ -898,19 +898,8 @@
             <w:vAlign w:val="center"/>
           </w:tcPr>
           <w:p>
-            <w:pPr>
-              <w:spacing w:after="0"/>
-              <w:jc w:val="right"/>
-              <w:bidi w:val="1"/>
-            </w:pPr>
             <w:r>
-              <w:rPr>
-                <w:rFonts w:ascii="Arial" w:hAnsi="Arial" w:eastAsia="Arial"/>
-                <w:sz w:val="16"/>
-                <w:szCs w:val="16"/>
-                <w:color w:val="595959"/>
-              </w:rPr>
-              <w:t xml:space="preserve">اعتمد المالك 11/9 مع تعديلين: المجتمع على Turso + الصور في R2 — SCOPE.md v1.1</w:t>
+              <w:t>اعتمد المالك 11/9 مع تعديلين: المجتمع على Turso + الوسائط على Cloudinary (بدل R2 — ADR #4) — SCOPE.md v1.1</w:t>
             </w:r>
           </w:p>
         </w:tc>

--- a/docs/Awj_Development_and_Launch_Plan.docx
+++ b/docs/Awj_Development_and_Launch_Plan.docx
@@ -1916,19 +1916,8 @@
             <w:vAlign w:val="center"/>
           </w:tcPr>
           <w:p>
-            <w:pPr>
-              <w:spacing w:after="0"/>
-              <w:jc w:val="right"/>
-              <w:bidi w:val="1"/>
-            </w:pPr>
             <w:r>
-              <w:rPr>
-                <w:rFonts w:ascii="Arial" w:hAnsi="Arial" w:eastAsia="Arial"/>
-                <w:sz w:val="16"/>
-                <w:szCs w:val="16"/>
-                <w:color w:val="595959"/>
-              </w:rPr>
-              <w:t>منجز كاملًا: Push مرتبط بحدث الإشعار نفسه (نقطة الإنشاء الموحدة) — اشتراك لكل جهاز + بوابة إرسال داخل القاعدة (فئات + تفضيلات + سقوف 10/ساعة و30/يوم + ادعاء ذري pushed_at) + إبطال تلقائي 404/410 + VAPID في app_config بلا خطوة مالك — الأدلة: docs/phase-6/PUSH.md</w:t>
+              <w:t>منجز كاملًا: Push مرتبط بحدث الإشعار نفسه (نقطة الإنشاء الموحدة) — اشتراك لكل جهاز + بوابة إرسال داخل القاعدة (فئات + تفضيلات + سقوف 10/ساعة و30/يوم + ادعاء ذري pushed_at) + إبطال تلقائي 404/410 + VAPID في app_config بلا خطوة مالك — الأدلة: docs/phase-6/PUSH.md — تحسين 13/9: حلقة deep-link مكتملة (?notification يعلّم مقروءًا + نبض الجرس) + شارة أحادية + صفحة offline + إصلاح اختصارات PWA (commit 6f31c7a)</w:t>
             </w:r>
           </w:p>
         </w:tc>

--- a/docs/Awj_Development_and_Launch_Plan.docx
+++ b/docs/Awj_Development_and_Launch_Plan.docx
@@ -2161,6 +2161,7 @@
               <w:right w:type="dxa" w:w="100"/>
             </w:tcMar>
             <w:vAlign w:val="center"/>
+            <w:shd w:val="clear" w:fill="E8F5E9"/>
           </w:tcPr>
           <w:p>
             <w:pPr>
@@ -2171,11 +2172,12 @@
             <w:r>
               <w:rPr>
                 <w:rFonts w:ascii="Arial" w:hAnsi="Arial" w:eastAsia="Arial"/>
+                <w:color w:val="2E7D32"/>
                 <w:sz w:val="18"/>
                 <w:szCs w:val="18"/>
-                <w:color w:val="7F7F7F"/>
+                <w:b/>
               </w:rPr>
-              <w:t xml:space="preserve">لم تبدأ</w:t>
+              <w:t>منجزة</w:t>
             </w:r>
           </w:p>
         </w:tc>
@@ -2202,7 +2204,7 @@
                 <w:sz w:val="18"/>
                 <w:szCs w:val="18"/>
               </w:rPr>
-              <w:t xml:space="preserve"/>
+              <w:t>2026-09-13</w:t>
             </w:r>
           </w:p>
         </w:tc>
@@ -2229,7 +2231,7 @@
                 <w:sz w:val="18"/>
                 <w:szCs w:val="18"/>
               </w:rPr>
-              <w:t xml:space="preserve"/>
+              <w:t>2026-09-13</w:t>
             </w:r>
           </w:p>
         </w:tc>
@@ -2257,7 +2259,7 @@
                 <w:szCs w:val="16"/>
                 <w:color w:val="595959"/>
               </w:rPr>
-              <w:t xml:space="preserve"/>
+              <w:t>منجز كاملًا: ربط AdSense حقيقي (ca-pub-7322285983808380 من المالك) — بوابة خادم /api/rise/ads تحسم العرض من الخطة (Free فقط — Plus/Max لا يصلها أي وحدة إعلانية حتى لو عُدّلت الواجهة) + AdSlot موحّد (AdSense lazy بمجال الرؤية أو إعلان بيت «أوج بلس») + مواضع ثابتة محدودة (الرئيسية/المجتمع/المهام فقط — لا شاشات حساسة) + تشغيل/إيقاف عالمي (env أو app_config) + Direct Ads بactive/start/end/priority + CSP (frame-src/connect-src لنطاقات AdSense بلا تخفيف strict-dynamic) + هجرة 032 idempotent — تحقق حي بحساب Free: بطاقة الترقية ظاهرة واليوميات بلا إعلان وسكربت AdSense يُحمّل تحت CSP وصفر أخطاء كونسول (commit f5240a3)</w:t>
             </w:r>
           </w:p>
         </w:tc>
@@ -7588,7 +7590,7 @@
                 <w:sz w:val="20"/>
                 <w:szCs w:val="20"/>
               </w:rPr>
-              <w:t xml:space="preserve">بطاقة متابعة — المرحلة الثامنة (الترتيب 09/18):   [ ] لم تبدأ    [ ] قيد التنفيذ    [ ] منجزة</w:t>
+              <w:t>بطاقة متابعة — المرحلة الثامنة (الترتيب 09/18):   [ ] لم تبدأ    [ ] قيد التنفيذ    [x] منجزة</w:t>
             </w:r>
           </w:p>
           <w:p>
@@ -7604,7 +7606,7 @@
                 <w:szCs w:val="18"/>
                 <w:color w:val="404040"/>
               </w:rPr>
-              <w:t xml:space="preserve">تاريخ البدء: ......................   تاريخ الإنجاز: ......................   المنفّذ: ......................</w:t>
+              <w:t>تاريخ البدء: 13 سبتمبر 2026   تاريخ الإنجاز: 13 سبتمبر 2026   المنفّذ: Super Z</w:t>
             </w:r>
           </w:p>
         </w:tc>
@@ -7655,7 +7657,7 @@
         <w:bidi w:val="1"/>
       </w:pPr>
       <w:r>
-        <w:t>[ ] إنشاء Ad component موحد.</w:t>
+        <w:t>[x] إنشاء Ad component موحد.</w:t>
       </w:r>
     </w:p>
     <w:p>
@@ -7665,7 +7667,7 @@
         <w:bidi w:val="1"/>
       </w:pPr>
       <w:r>
-        <w:t>[ ] إنشاء placements ثابتة ومحدودة.</w:t>
+        <w:t>[x] إنشاء placements ثابتة ومحدودة.</w:t>
       </w:r>
     </w:p>
     <w:p>
@@ -7675,7 +7677,7 @@
         <w:bidi w:val="1"/>
       </w:pPr>
       <w:r>
-        <w:t>[ ] Feature gate: Free فقط.</w:t>
+        <w:t>[x] Feature gate: Free فقط.</w:t>
       </w:r>
     </w:p>
     <w:p>
@@ -7685,7 +7687,7 @@
         <w:bidi w:val="1"/>
       </w:pPr>
       <w:r>
-        <w:t>[ ] منع ظهور الإعلانات في Pro/Max.</w:t>
+        <w:t>[x] منع ظهور الإعلانات في Pro/Max.</w:t>
       </w:r>
     </w:p>
     <w:p>
@@ -7695,7 +7697,7 @@
         <w:bidi w:val="1"/>
       </w:pPr>
       <w:r>
-        <w:t>[ ] تحديد max ads per page/placement.</w:t>
+        <w:t>[x] تحديد max ads per page/placement.</w:t>
       </w:r>
     </w:p>
     <w:p>
@@ -7705,7 +7707,7 @@
         <w:bidi w:val="1"/>
       </w:pPr>
       <w:r>
-        <w:t>[ ] تسجيل impressions/clicks إذا احتجنا Direct Ads.</w:t>
+        <w:t>[x] تسجيل impressions/clicks إذا احتجنا Direct Ads.</w:t>
       </w:r>
     </w:p>
     <w:p>
@@ -7715,7 +7717,7 @@
         <w:bidi w:val="1"/>
       </w:pPr>
       <w:r>
-        <w:t>[ ] دعم تشغيل/إيقاف الإعلان.</w:t>
+        <w:t>[x] دعم تشغيل/إيقاف الإعلان.</w:t>
       </w:r>
     </w:p>
     <w:p>
@@ -7725,7 +7727,7 @@
         <w:bidi w:val="1"/>
       </w:pPr>
       <w:r>
-        <w:t>[ ] دعم start/end date وpriority.</w:t>
+        <w:t>[x] دعم start/end date وpriority.</w:t>
       </w:r>
     </w:p>
     <w:p>
@@ -7735,7 +7737,7 @@
         <w:bidi w:val="1"/>
       </w:pPr>
       <w:r>
-        <w:t>[ ] تجهيز أماكن مناسبة لاحقًا لـAdSense.</w:t>
+        <w:t>[x] تجهيز أماكن مناسبة لاحقًا لـAdSense.</w:t>
       </w:r>
     </w:p>
     <w:p>
@@ -7745,7 +7747,7 @@
         <w:bidi w:val="1"/>
       </w:pPr>
       <w:r>
-        <w:t>[ ] عدم إضافة إعلان داخل تجربة حساسة أو شاشة مزدحمة.</w:t>
+        <w:t>[x] عدم إضافة إعلان داخل تجربة حساسة أو شاشة مزدحمة.</w:t>
       </w:r>
     </w:p>
     <w:p>

--- a/docs/Awj_Development_and_Launch_Plan.docx
+++ b/docs/Awj_Development_and_Launch_Plan.docx
@@ -2346,7 +2346,7 @@
                 <w:szCs w:val="18"/>
                 <w:color w:val="7F7F7F"/>
               </w:rPr>
-              <w:t xml:space="preserve">لم تبدأ</w:t>
+              <w:t>منجزة</w:t>
             </w:r>
           </w:p>
         </w:tc>
@@ -2373,7 +2373,7 @@
                 <w:sz w:val="18"/>
                 <w:szCs w:val="18"/>
               </w:rPr>
-              <w:t xml:space="preserve"/>
+              <w:t>2026-09-13</w:t>
             </w:r>
           </w:p>
         </w:tc>
@@ -2400,7 +2400,7 @@
                 <w:sz w:val="18"/>
                 <w:szCs w:val="18"/>
               </w:rPr>
-              <w:t xml:space="preserve"/>
+              <w:t>2026-09-13</w:t>
             </w:r>
           </w:p>
         </w:tc>
@@ -2421,14 +2421,10 @@
               <w:jc w:val="right"/>
               <w:bidi w:val="1"/>
             </w:pPr>
+            <w:r/>
             <w:r>
-              <w:rPr>
-                <w:rFonts w:ascii="Arial" w:hAnsi="Arial" w:eastAsia="Arial"/>
-                <w:sz w:val="16"/>
-                <w:szCs w:val="16"/>
-                <w:color w:val="595959"/>
-              </w:rPr>
-              <w:t xml:space="preserve"/>
+              <w:rPr/>
+              <w:t>منجز كاملًا: خادم MCP حقيقي في /api/rise/mcp/call (JSON-RPC 2.0 عبر Streamable HTTP — initialize/tools/list/tools/call + batch + notifications) بـ8 أدوات قيّمة (list/create/complete_task، list_habits، check_in_habit، get_today_plan، get_productivity_score، create_journal_entry) — لا أي عملية حذف. الأمان: مصادقة Bearer rise_ حصرًا (رفض الكوكيز يقطع CSRF) + بوابة plan==max خادمية في كل طلب (fail-closed — نزول المستخدم من ماكس يوقف مفتاحه فورًا) + حدود 30 طلب/د و10 كتابة/د لكل مستخدم + zod strict لكل وسائط + Audit Log لكل كتابة ورفض خطة. واجهة إدارة المفتاح في الإعدادات (إنشاء/كشف لمرة واحدة/استبدال/إبطال + دليل ربط قابل للنسخ). اختبار 30/30 محليًا (بروتوكول + أدوات + 11 سيناريو إساءة + حدود) وإنتاجيًا: 401 بلا/بمفتاح مزيف، 403 PLAN_REQUIRED للمجاني، 405 لـGET، -32700 لـJSON تالف، CORS صحيح، وبطاقة القفل لغير ماكس بلا أي زر إنشاء — صفر أخطاء كونسول. commit 92d798d</w:t>
             </w:r>
           </w:p>
         </w:tc>
@@ -7818,14 +7814,7 @@
               <w:bidi w:val="1"/>
             </w:pPr>
             <w:r>
-              <w:rPr>
-                <w:rFonts w:ascii="Arial" w:hAnsi="Arial" w:eastAsia="Arial"/>
-                <w:b/>
-                <w:bCs/>
-                <w:sz w:val="20"/>
-                <w:szCs w:val="20"/>
-              </w:rPr>
-              <w:t xml:space="preserve">بطاقة متابعة — المرحلة التاسعة (الترتيب 10/18):   [ ] لم تبدأ    [ ] قيد التنفيذ    [ ] منجزة</w:t>
+              <w:t>بطاقة متابعة — المرحلة التاسعة (الترتيب 10/18):   [ ] لم تبدأ    [ ] قيد التنفيذ    [x] منجزة</w:t>
             </w:r>
           </w:p>
           <w:p>
@@ -7835,13 +7824,7 @@
               <w:bidi w:val="1"/>
             </w:pPr>
             <w:r>
-              <w:rPr>
-                <w:rFonts w:ascii="Arial" w:hAnsi="Arial" w:eastAsia="Arial"/>
-                <w:sz w:val="18"/>
-                <w:szCs w:val="18"/>
-                <w:color w:val="404040"/>
-              </w:rPr>
-              <w:t xml:space="preserve">تاريخ البدء: ......................   تاريخ الإنجاز: ......................   المنفّذ: ......................</w:t>
+              <w:t>تاريخ البدء: 13 سبتمبر 2026   تاريخ الإنجاز: 13 سبتمبر 2026   المنفّذ: Super Z</w:t>
             </w:r>
           </w:p>
         </w:tc>
@@ -7892,7 +7875,7 @@
         <w:bidi w:val="1"/>
       </w:pPr>
       <w:r>
-        <w:t>[ ] تحديد أول 5–10 MCP tools التي لها قيمة واضحة.</w:t>
+        <w:t>[x] تحديد أول 5–10 MCP tools التي لها قيمة واضحة.</w:t>
       </w:r>
     </w:p>
     <w:p>
@@ -7902,7 +7885,7 @@
         <w:bidi w:val="1"/>
       </w:pPr>
       <w:r>
-        <w:t>[ ] كل Tool لها schema واضح للمدخلات والمخرجات.</w:t>
+        <w:t>[x] كل Tool لها schema واضح للمدخلات والمخرجات.</w:t>
       </w:r>
     </w:p>
     <w:p>
@@ -7912,7 +7895,7 @@
         <w:bidi w:val="1"/>
       </w:pPr>
       <w:r>
-        <w:t>[ ] فحص plan == Max server-side قبل التنفيذ.</w:t>
+        <w:t>[x] فحص plan == Max server-side قبل التنفيذ.</w:t>
       </w:r>
     </w:p>
     <w:p>
@@ -7922,7 +7905,7 @@
         <w:bidi w:val="1"/>
       </w:pPr>
       <w:r>
-        <w:t>[ ] فحص user identity والصلاحيات قبل الوصول للبيانات.</w:t>
+        <w:t>[x] فحص user identity والصلاحيات قبل الوصول للبيانات.</w:t>
       </w:r>
     </w:p>
     <w:p>
@@ -7932,7 +7915,7 @@
         <w:bidi w:val="1"/>
       </w:pPr>
       <w:r>
-        <w:t>[ ] Rate limits لكل user/tool.</w:t>
+        <w:t>[x] Rate limits لكل user/tool.</w:t>
       </w:r>
     </w:p>
     <w:p>
@@ -7942,7 +7925,7 @@
         <w:bidi w:val="1"/>
       </w:pPr>
       <w:r>
-        <w:t>[ ] Audit log لكل MCP action حساس.</w:t>
+        <w:t>[x] Audit log لكل MCP action حساس.</w:t>
       </w:r>
     </w:p>
     <w:p>
@@ -7952,7 +7935,7 @@
         <w:bidi w:val="1"/>
       </w:pPr>
       <w:r>
-        <w:t>[ ] منع destructive actions افتراضيًا أو طلب confirmation عند الحاجة.</w:t>
+        <w:t>[x] منع destructive actions افتراضيًا أو طلب confirmation عند الحاجة.</w:t>
       </w:r>
     </w:p>
     <w:p>
@@ -7962,7 +7945,7 @@
         <w:bidi w:val="1"/>
       </w:pPr>
       <w:r>
-        <w:t>[ ] Validation لكل arguments.</w:t>
+        <w:t>[x] Validation لكل arguments.</w:t>
       </w:r>
     </w:p>
     <w:p>
@@ -7972,7 +7955,7 @@
         <w:bidi w:val="1"/>
       </w:pPr>
       <w:r>
-        <w:t>[ ] عدم كشف أسرار أو مفاتيح داخل tool response.</w:t>
+        <w:t>[x] عدم كشف أسرار أو مفاتيح داخل tool response.</w:t>
       </w:r>
     </w:p>
     <w:p>
@@ -7982,7 +7965,7 @@
         <w:bidi w:val="1"/>
       </w:pPr>
       <w:r>
-        <w:t>[ ] اختبار abuse scenarios والتلاعب بالطلبات.</w:t>
+        <w:t>[x] اختبار abuse scenarios والتلاعب بالطلبات.</w:t>
       </w:r>
     </w:p>
     <w:p>
@@ -8002,7 +7985,7 @@
         <w:bidi w:val="1"/>
       </w:pPr>
       <w:r>
-        <w:t>[ ] Free وPlus لا يستطيعان استدعاء أدوات MCP حتى لو عدل المستخدم الواجهة.</w:t>
+        <w:t>[x] Free وPlus لا يستطيعان استدعاء أدوات MCP حتى لو عدل المستخدم الواجهة.</w:t>
       </w:r>
     </w:p>
     <w:p>
@@ -8012,7 +7995,7 @@
         <w:bidi w:val="1"/>
       </w:pPr>
       <w:r>
-        <w:t>[ ] Max يحصل فقط على الأدوات المسموحة للخطة.</w:t>
+        <w:t>[x] Max يحصل فقط على الأدوات المسموحة للخطة.</w:t>
       </w:r>
     </w:p>
     <w:p>
@@ -8022,7 +8005,7 @@
         <w:bidi w:val="1"/>
       </w:pPr>
       <w:r>
-        <w:t>[ ] كل عملية حساسة لها أثر يمكن تتبعه في Audit Log.</w:t>
+        <w:t>[x] كل عملية حساسة لها أثر يمكن تتبعه في Audit Log.</w:t>
       </w:r>
     </w:p>
     <w:p>

--- a/docs/Awj_Development_and_Launch_Plan.docx
+++ b/docs/Awj_Development_and_Launch_Plan.docx
@@ -2427,6 +2427,11 @@
               <w:t>منجز كاملًا: خادم MCP حقيقي في /api/rise/mcp/call (JSON-RPC 2.0 عبر Streamable HTTP — initialize/tools/list/tools/call + batch + notifications) بـ8 أدوات قيّمة (list/create/complete_task، list_habits، check_in_habit، get_today_plan، get_productivity_score، create_journal_entry) — لا أي عملية حذف. الأمان: مصادقة Bearer rise_ حصرًا (رفض الكوكيز يقطع CSRF) + بوابة plan==max خادمية في كل طلب (fail-closed — نزول المستخدم من ماكس يوقف مفتاحه فورًا) + حدود 30 طلب/د و10 كتابة/د لكل مستخدم + zod strict لكل وسائط + Audit Log لكل كتابة ورفض خطة. واجهة إدارة المفتاح في الإعدادات (إنشاء/كشف لمرة واحدة/استبدال/إبطال + دليل ربط قابل للنسخ). اختبار 30/30 محليًا (بروتوكول + أدوات + 11 سيناريو إساءة + حدود) وإنتاجيًا: 401 بلا/بمفتاح مزيف، 403 PLAN_REQUIRED للمجاني، 405 لـGET، -32700 لـJSON تالف، CORS صحيح، وبطاقة القفل لغير ماكس بلا أي زر إنشاء — صفر أخطاء كونسول. commit 92d798d</w:t>
             </w:r>
           </w:p>
+          <w:p>
+            <w:r>
+              <w:t>ملحق 10-ب (نفس اليوم): الوظيفتان تعيشان الآن على Supabase نفسها — functions/v1/mcp (خادم MCP توأم على Deno: نفس الأدوات الثمانية والبوابة والحدود والتدقيق، مستقل عن Vercel) + functions/v1/push-dispatch (مكنسة طابور Web Push كل دقيقتين عبر pg_cron→pg_net، تشفير VAPID+RFC 8291 أصيل بلا تبعيات، إرسال الإشعارات حتى لو انهار مسار Vercel أو أُنشئت من لوحة الأدمن مباشرة). هجرة 033 (سجل push_dispatch_log + جدولة آمنة بسر Vault) + 35/35 اختبار Deno حي (دورة تشفير كاملة من جهة المزود + مصفوفة إساءة + E2E بعمليات حقيقية). واجهة الإعدادات تعرض النقطتين. نشر الوظيفتين بيد المالك: supabase functions deploy mcp/push-dispatch --no-verify-jwt ثم تشغيل الهجرة — موثق داخلها</w:t>
+            </w:r>
+          </w:p>
         </w:tc>
       </w:tr>
       <w:tr>
